--- a/CT70A2000 Requirements Engineering/Individual Learning Diary/Individual Learning Diary-Hyechan.docx
+++ b/CT70A2000 Requirements Engineering/Individual Learning Diary/Individual Learning Diary-Hyechan.docx
@@ -1,11 +1,14 @@
 
 <file path=word/document.xml><?xml version="1.0" encoding="utf-8"?>
-<w:document xmlns:wpc="http://schemas.microsoft.com/office/word/2010/wordprocessingCanvas" xmlns:cx="http://schemas.microsoft.com/office/drawing/2014/chartex" xmlns:cx1="http://schemas.microsoft.com/office/drawing/2015/9/8/chartex" xmlns:cx2="http://schemas.microsoft.com/office/drawing/2015/10/21/chartex" xmlns:cx3="http://schemas.microsoft.com/office/drawing/2016/5/9/chartex" xmlns:cx4="http://schemas.microsoft.com/office/drawing/2016/5/10/chartex" xmlns:cx5="http://schemas.microsoft.com/office/drawing/2016/5/11/chartex" xmlns:cx6="http://schemas.microsoft.com/office/drawing/2016/5/12/chartex" xmlns:cx7="http://schemas.microsoft.com/office/drawing/2016/5/13/chartex" xmlns:cx8="http://schemas.microsoft.com/office/drawing/2016/5/14/chartex" xmlns:mc="http://schemas.openxmlformats.org/markup-compatibility/2006" xmlns:aink="http://schemas.microsoft.com/office/drawing/2016/ink" xmlns:am3d="http://schemas.microsoft.com/office/drawing/2017/model3d" xmlns:o="urn:schemas-microsoft-com:office:office" xmlns:oel="http://schemas.microsoft.com/office/2019/extlst" xmlns:r="http://schemas.openxmlformats.org/officeDocument/2006/relationships" xmlns:m="http://schemas.openxmlformats.org/officeDocument/2006/math" xmlns:v="urn:schemas-microsoft-com:vml" xmlns:wp14="http://schemas.microsoft.com/office/word/2010/wordprocessingDrawing" xmlns:wp="http://schemas.openxmlformats.org/drawingml/2006/wordprocessingDrawing" xmlns:w10="urn:schemas-microsoft-com:office:word" xmlns:w="http://schemas.openxmlformats.org/wordprocessingml/2006/main" xmlns:w14="http://schemas.microsoft.com/office/word/2010/wordml" xmlns:w15="http://schemas.microsoft.com/office/word/2012/wordml" xmlns:w16cex="http://schemas.microsoft.com/office/word/2018/wordml/cex" xmlns:w16cid="http://schemas.microsoft.com/office/word/2016/wordml/cid" xmlns:w16="http://schemas.microsoft.com/office/word/2018/wordml" xmlns:w16du="http://schemas.microsoft.com/office/word/2023/wordml/word16du" xmlns:w16sdtdh="http://schemas.microsoft.com/office/word/2020/wordml/sdtdatahash" xmlns:w16sdtfl="http://schemas.microsoft.com/office/word/2024/wordml/sdtformatlock" xmlns:w16se="http://schemas.microsoft.com/office/word/2015/wordml/symex" xmlns:wpg="http://schemas.microsoft.com/office/word/2010/wordprocessingGroup" xmlns:wpi="http://schemas.microsoft.com/office/word/2010/wordprocessingInk" xmlns:wne="http://schemas.microsoft.com/office/word/2006/wordml" xmlns:wps="http://schemas.microsoft.com/office/word/2010/wordprocessingShape" mc:Ignorable="w14 w15 w16se w16cid w16 w16cex w16sdtdh w16sdtfl w16du wp14">
+<w:document xmlns:wpc="http://schemas.microsoft.com/office/word/2010/wordprocessingCanvas" xmlns:cx="http://schemas.microsoft.com/office/drawing/2014/chartex" xmlns:cx1="http://schemas.microsoft.com/office/drawing/2015/9/8/chartex" xmlns:cx2="http://schemas.microsoft.com/office/drawing/2015/10/21/chartex" xmlns:cx3="http://schemas.microsoft.com/office/drawing/2016/5/9/chartex" xmlns:cx4="http://schemas.microsoft.com/office/drawing/2016/5/10/chartex" xmlns:cx5="http://schemas.microsoft.com/office/drawing/2016/5/11/chartex" xmlns:cx6="http://schemas.microsoft.com/office/drawing/2016/5/12/chartex" xmlns:cx7="http://schemas.microsoft.com/office/drawing/2016/5/13/chartex" xmlns:cx8="http://schemas.microsoft.com/office/drawing/2016/5/14/chartex" xmlns:mc="http://schemas.openxmlformats.org/markup-compatibility/2006" xmlns:m="http://schemas.openxmlformats.org/officeDocument/2006/math" xmlns:aink="http://schemas.microsoft.com/office/drawing/2016/ink" xmlns:am3d="http://schemas.microsoft.com/office/drawing/2017/model3d" xmlns:oel="http://schemas.microsoft.com/office/2019/extlst" xmlns:r="http://schemas.openxmlformats.org/officeDocument/2006/relationships" xmlns:wp14="http://schemas.microsoft.com/office/word/2010/wordprocessingDrawing" xmlns:wp="http://schemas.openxmlformats.org/drawingml/2006/wordprocessingDrawing" xmlns:wpg="http://schemas.microsoft.com/office/word/2010/wordprocessingGroup" xmlns:wpi="http://schemas.microsoft.com/office/word/2010/wordprocessingInk" xmlns:wps="http://schemas.microsoft.com/office/word/2010/wordprocessingShape" xmlns:o="urn:schemas-microsoft-com:office:office" xmlns:v="urn:schemas-microsoft-com:vml" xmlns:w10="urn:schemas-microsoft-com:office:word" xmlns:w="http://schemas.openxmlformats.org/wordprocessingml/2006/main" xmlns:w14="http://schemas.microsoft.com/office/word/2010/wordml" xmlns:w15="http://schemas.microsoft.com/office/word/2012/wordml" xmlns:w16cex="http://schemas.microsoft.com/office/word/2018/wordml/cex" xmlns:w16cid="http://schemas.microsoft.com/office/word/2016/wordml/cid" xmlns:w16="http://schemas.microsoft.com/office/word/2018/wordml" xmlns:w16sdtdh="http://schemas.microsoft.com/office/word/2020/wordml/sdtdatahash" xmlns:w16sdtfl="http://schemas.microsoft.com/office/word/2024/wordml/sdtformatlock" xmlns:w16se="http://schemas.microsoft.com/office/word/2015/wordml/symex" xmlns:w16du="http://schemas.microsoft.com/office/word/2023/wordml/word16du" xmlns:wne="http://schemas.microsoft.com/office/word/2006/wordml" mc:Ignorable="w14 w15 w16se w16cid w16 w16cex w16sdtdh w16sdtfl w16du wp14">
   <w:body>
     <w:p>
       <w:pPr>
         <w:pStyle w:val="Title"/>
       </w:pPr>
+      <w:r>
+        <w:t xml:space="preserve">Requirement Engineering - </w:t>
+      </w:r>
       <w:r>
         <w:rPr>
           <w:rFonts w:hint="eastAsia"/>
@@ -193,13 +196,7 @@
         <w:rPr>
           <w:rFonts w:hint="eastAsia"/>
         </w:rPr>
-        <w:t xml:space="preserve">in my career. </w:t>
-      </w:r>
-      <w:r>
-        <w:rPr>
-          <w:rFonts w:hint="eastAsia"/>
-        </w:rPr>
-        <w:t xml:space="preserve">Not defining the full requirements will generate more risks </w:t>
+        <w:t xml:space="preserve">in my career. Not defining the full requirements will generate more risks </w:t>
       </w:r>
       <w:r>
         <w:rPr>
@@ -247,13 +244,7 @@
         <w:rPr>
           <w:rFonts w:hint="eastAsia"/>
         </w:rPr>
-        <w:t xml:space="preserve">. </w:t>
-      </w:r>
-      <w:r>
-        <w:rPr>
-          <w:rFonts w:hint="eastAsia"/>
-        </w:rPr>
-        <w:t>This will apply throughout my career.</w:t>
+        <w:t>. This will apply throughout my career.</w:t>
       </w:r>
     </w:p>
     <w:p>
@@ -268,9 +259,36 @@
         <w:tabs>
           <w:tab w:val="right" w:pos="9026"/>
         </w:tabs>
-        <w:rPr>
-          <w:rFonts w:hint="eastAsia"/>
-        </w:rPr>
+      </w:pPr>
+      <w:r>
+        <w:t xml:space="preserve">From Lecture 2, </w:t>
+      </w:r>
+      <w:r>
+        <w:t xml:space="preserve">I learned that the main challenges for requirements are from both customers and developers, and requirements elicitation is a must. There is a </w:t>
+      </w:r>
+      <w:r>
+        <w:rPr>
+          <w:kern w:val="0"/>
+          <w14:ligatures w14:val="none"/>
+        </w:rPr>
+        <w:t>complex cycle of channels for communication between users and</w:t>
+      </w:r>
+      <w:r>
+        <w:t xml:space="preserve"> developers, and understanding the processes has equipped me to extend my view of the requirements engineering in general.  </w:t>
+      </w:r>
+    </w:p>
+    <w:p>
+      <w:pPr>
+        <w:tabs>
+          <w:tab w:val="right" w:pos="9026"/>
+        </w:tabs>
+      </w:pPr>
+    </w:p>
+    <w:p>
+      <w:pPr>
+        <w:tabs>
+          <w:tab w:val="right" w:pos="9026"/>
+        </w:tabs>
       </w:pPr>
     </w:p>
     <w:p>
@@ -285,11 +303,6 @@
       </w:r>
     </w:p>
     <w:p>
-      <w:pPr>
-        <w:rPr>
-          <w:rFonts w:hint="eastAsia"/>
-        </w:rPr>
-      </w:pPr>
       <w:r>
         <w:rPr>
           <w:rFonts w:hint="eastAsia"/>
@@ -308,7 +321,7 @@
 </file>
 
 <file path=word/styles.xml><?xml version="1.0" encoding="utf-8"?>
-<w:styles xmlns:mc="http://schemas.openxmlformats.org/markup-compatibility/2006" xmlns:r="http://schemas.openxmlformats.org/officeDocument/2006/relationships" xmlns:w="http://schemas.openxmlformats.org/wordprocessingml/2006/main" xmlns:w14="http://schemas.microsoft.com/office/word/2010/wordml" xmlns:w15="http://schemas.microsoft.com/office/word/2012/wordml" xmlns:w16cex="http://schemas.microsoft.com/office/word/2018/wordml/cex" xmlns:w16cid="http://schemas.microsoft.com/office/word/2016/wordml/cid" xmlns:w16="http://schemas.microsoft.com/office/word/2018/wordml" xmlns:w16du="http://schemas.microsoft.com/office/word/2023/wordml/word16du" xmlns:w16sdtdh="http://schemas.microsoft.com/office/word/2020/wordml/sdtdatahash" xmlns:w16sdtfl="http://schemas.microsoft.com/office/word/2024/wordml/sdtformatlock" xmlns:w16se="http://schemas.microsoft.com/office/word/2015/wordml/symex" mc:Ignorable="w14 w15 w16se w16cid w16 w16cex w16sdtdh w16sdtfl w16du">
+<w:styles xmlns:mc="http://schemas.openxmlformats.org/markup-compatibility/2006" xmlns:r="http://schemas.openxmlformats.org/officeDocument/2006/relationships" xmlns:w="http://schemas.openxmlformats.org/wordprocessingml/2006/main" xmlns:w14="http://schemas.microsoft.com/office/word/2010/wordml" xmlns:w15="http://schemas.microsoft.com/office/word/2012/wordml" xmlns:w16cex="http://schemas.microsoft.com/office/word/2018/wordml/cex" xmlns:w16cid="http://schemas.microsoft.com/office/word/2016/wordml/cid" xmlns:w16="http://schemas.microsoft.com/office/word/2018/wordml" xmlns:w16sdtdh="http://schemas.microsoft.com/office/word/2020/wordml/sdtdatahash" xmlns:w16sdtfl="http://schemas.microsoft.com/office/word/2024/wordml/sdtformatlock" xmlns:w16se="http://schemas.microsoft.com/office/word/2015/wordml/symex" xmlns:w16du="http://schemas.microsoft.com/office/word/2023/wordml/word16du" mc:Ignorable="w14 w15 w16se w16cid w16 w16cex w16sdtdh w16sdtfl w16du">
   <w:docDefaults>
     <w:rPrDefault>
       <w:rPr>

--- a/CT70A2000 Requirements Engineering/Individual Learning Diary/Individual Learning Diary-Hyechan.docx
+++ b/CT70A2000 Requirements Engineering/Individual Learning Diary/Individual Learning Diary-Hyechan.docx
@@ -1,6 +1,6 @@
 
 <file path=word/document.xml><?xml version="1.0" encoding="utf-8"?>
-<w:document xmlns:wpc="http://schemas.microsoft.com/office/word/2010/wordprocessingCanvas" xmlns:cx="http://schemas.microsoft.com/office/drawing/2014/chartex" xmlns:cx1="http://schemas.microsoft.com/office/drawing/2015/9/8/chartex" xmlns:cx2="http://schemas.microsoft.com/office/drawing/2015/10/21/chartex" xmlns:cx3="http://schemas.microsoft.com/office/drawing/2016/5/9/chartex" xmlns:cx4="http://schemas.microsoft.com/office/drawing/2016/5/10/chartex" xmlns:cx5="http://schemas.microsoft.com/office/drawing/2016/5/11/chartex" xmlns:cx6="http://schemas.microsoft.com/office/drawing/2016/5/12/chartex" xmlns:cx7="http://schemas.microsoft.com/office/drawing/2016/5/13/chartex" xmlns:cx8="http://schemas.microsoft.com/office/drawing/2016/5/14/chartex" xmlns:mc="http://schemas.openxmlformats.org/markup-compatibility/2006" xmlns:m="http://schemas.openxmlformats.org/officeDocument/2006/math" xmlns:aink="http://schemas.microsoft.com/office/drawing/2016/ink" xmlns:am3d="http://schemas.microsoft.com/office/drawing/2017/model3d" xmlns:oel="http://schemas.microsoft.com/office/2019/extlst" xmlns:r="http://schemas.openxmlformats.org/officeDocument/2006/relationships" xmlns:wp14="http://schemas.microsoft.com/office/word/2010/wordprocessingDrawing" xmlns:wp="http://schemas.openxmlformats.org/drawingml/2006/wordprocessingDrawing" xmlns:wpg="http://schemas.microsoft.com/office/word/2010/wordprocessingGroup" xmlns:wpi="http://schemas.microsoft.com/office/word/2010/wordprocessingInk" xmlns:wps="http://schemas.microsoft.com/office/word/2010/wordprocessingShape" xmlns:o="urn:schemas-microsoft-com:office:office" xmlns:v="urn:schemas-microsoft-com:vml" xmlns:w10="urn:schemas-microsoft-com:office:word" xmlns:w="http://schemas.openxmlformats.org/wordprocessingml/2006/main" xmlns:w14="http://schemas.microsoft.com/office/word/2010/wordml" xmlns:w15="http://schemas.microsoft.com/office/word/2012/wordml" xmlns:w16cex="http://schemas.microsoft.com/office/word/2018/wordml/cex" xmlns:w16cid="http://schemas.microsoft.com/office/word/2016/wordml/cid" xmlns:w16="http://schemas.microsoft.com/office/word/2018/wordml" xmlns:w16sdtdh="http://schemas.microsoft.com/office/word/2020/wordml/sdtdatahash" xmlns:w16sdtfl="http://schemas.microsoft.com/office/word/2024/wordml/sdtformatlock" xmlns:w16se="http://schemas.microsoft.com/office/word/2015/wordml/symex" xmlns:w16du="http://schemas.microsoft.com/office/word/2023/wordml/word16du" xmlns:wne="http://schemas.microsoft.com/office/word/2006/wordml" mc:Ignorable="w14 w15 w16se w16cid w16 w16cex w16sdtdh w16sdtfl w16du wp14">
+<w:document xmlns:wpc="http://schemas.microsoft.com/office/word/2010/wordprocessingCanvas" xmlns:cx="http://schemas.microsoft.com/office/drawing/2014/chartex" xmlns:cx1="http://schemas.microsoft.com/office/drawing/2015/9/8/chartex" xmlns:cx2="http://schemas.microsoft.com/office/drawing/2015/10/21/chartex" xmlns:cx3="http://schemas.microsoft.com/office/drawing/2016/5/9/chartex" xmlns:cx4="http://schemas.microsoft.com/office/drawing/2016/5/10/chartex" xmlns:cx5="http://schemas.microsoft.com/office/drawing/2016/5/11/chartex" xmlns:cx6="http://schemas.microsoft.com/office/drawing/2016/5/12/chartex" xmlns:cx7="http://schemas.microsoft.com/office/drawing/2016/5/13/chartex" xmlns:cx8="http://schemas.microsoft.com/office/drawing/2016/5/14/chartex" xmlns:mc="http://schemas.openxmlformats.org/markup-compatibility/2006" xmlns:aink="http://schemas.microsoft.com/office/drawing/2016/ink" xmlns:am3d="http://schemas.microsoft.com/office/drawing/2017/model3d" xmlns:o="urn:schemas-microsoft-com:office:office" xmlns:oel="http://schemas.microsoft.com/office/2019/extlst" xmlns:r="http://schemas.openxmlformats.org/officeDocument/2006/relationships" xmlns:m="http://schemas.openxmlformats.org/officeDocument/2006/math" xmlns:v="urn:schemas-microsoft-com:vml" xmlns:wp14="http://schemas.microsoft.com/office/word/2010/wordprocessingDrawing" xmlns:wp="http://schemas.openxmlformats.org/drawingml/2006/wordprocessingDrawing" xmlns:w10="urn:schemas-microsoft-com:office:word" xmlns:w="http://schemas.openxmlformats.org/wordprocessingml/2006/main" xmlns:w14="http://schemas.microsoft.com/office/word/2010/wordml" xmlns:w15="http://schemas.microsoft.com/office/word/2012/wordml" xmlns:w16cex="http://schemas.microsoft.com/office/word/2018/wordml/cex" xmlns:w16cid="http://schemas.microsoft.com/office/word/2016/wordml/cid" xmlns:w16="http://schemas.microsoft.com/office/word/2018/wordml" xmlns:w16du="http://schemas.microsoft.com/office/word/2023/wordml/word16du" xmlns:w16sdtdh="http://schemas.microsoft.com/office/word/2020/wordml/sdtdatahash" xmlns:w16sdtfl="http://schemas.microsoft.com/office/word/2024/wordml/sdtformatlock" xmlns:w16se="http://schemas.microsoft.com/office/word/2015/wordml/symex" xmlns:wpg="http://schemas.microsoft.com/office/word/2010/wordprocessingGroup" xmlns:wpi="http://schemas.microsoft.com/office/word/2010/wordprocessingInk" xmlns:wne="http://schemas.microsoft.com/office/word/2006/wordml" xmlns:wps="http://schemas.microsoft.com/office/word/2010/wordprocessingShape" mc:Ignorable="w14 w15 w16se w16cid w16 w16cex w16sdtdh w16sdtfl w16du wp14">
   <w:body>
     <w:p>
       <w:pPr>
@@ -245,6 +245,39 @@
           <w:rFonts w:hint="eastAsia"/>
         </w:rPr>
         <w:t>. This will apply throughout my career.</w:t>
+      </w:r>
+    </w:p>
+    <w:p>
+      <w:pPr>
+        <w:tabs>
+          <w:tab w:val="right" w:pos="9026"/>
+        </w:tabs>
+      </w:pPr>
+    </w:p>
+    <w:p>
+      <w:pPr>
+        <w:tabs>
+          <w:tab w:val="right" w:pos="9026"/>
+        </w:tabs>
+        <w:rPr>
+          <w:rFonts w:hint="eastAsia"/>
+        </w:rPr>
+      </w:pPr>
+      <w:r>
+        <w:t xml:space="preserve">From Lecture 2, </w:t>
+      </w:r>
+      <w:r>
+        <w:t xml:space="preserve">I learned that the main challenges for requirements are from both customers and developers, and requirements elicitation is a must. There is a </w:t>
+      </w:r>
+      <w:r>
+        <w:rPr>
+          <w:kern w:val="0"/>
+          <w14:ligatures w14:val="none"/>
+        </w:rPr>
+        <w:t>complex cycle of channels for communication between users and</w:t>
+      </w:r>
+      <w:r>
+        <w:t xml:space="preserve"> developers, and understanding the processes has equipped me to extend my view of the requirements engineering in general.  </w:t>
       </w:r>
     </w:p>
     <w:p>
@@ -261,20 +294,7 @@
         </w:tabs>
       </w:pPr>
       <w:r>
-        <w:t xml:space="preserve">From Lecture 2, </w:t>
-      </w:r>
-      <w:r>
-        <w:t xml:space="preserve">I learned that the main challenges for requirements are from both customers and developers, and requirements elicitation is a must. There is a </w:t>
-      </w:r>
-      <w:r>
-        <w:rPr>
-          <w:kern w:val="0"/>
-          <w14:ligatures w14:val="none"/>
-        </w:rPr>
-        <w:t>complex cycle of channels for communication between users and</w:t>
-      </w:r>
-      <w:r>
-        <w:t xml:space="preserve"> developers, and understanding the processes has equipped me to extend my view of the requirements engineering in general.  </w:t>
+        <w:t>For Week 3, I have gained insight into the importance of clearly defining a business problem before delving into technical solutions. I have also understood the need to collaborate on the Client Problem Statement of our team's project, which is about the luggage claim automation system of Finnair. This collaboration was useful as I had an actual experience of doing requirements analysis to define objectives, users, and constraints of the project.</w:t>
       </w:r>
     </w:p>
     <w:p>
@@ -290,6 +310,9 @@
           <w:tab w:val="right" w:pos="9026"/>
         </w:tabs>
       </w:pPr>
+      <w:r>
+        <w:t>This week, I learned how important it is to understand the business problem before defining detailed software requirements. A good problem statement helps align the stakeholders, the company's goals, the customers, and the problems they are facing. Working as a group also helped me understand different perspectives.</w:t>
+      </w:r>
     </w:p>
     <w:p>
       <w:pPr>
@@ -299,6 +322,7 @@
         <w:rPr>
           <w:rFonts w:hint="eastAsia"/>
         </w:rPr>
+        <w:lastRenderedPageBreak/>
         <w:t>Module 2</w:t>
       </w:r>
     </w:p>
@@ -321,7 +345,7 @@
 </file>
 
 <file path=word/styles.xml><?xml version="1.0" encoding="utf-8"?>
-<w:styles xmlns:mc="http://schemas.openxmlformats.org/markup-compatibility/2006" xmlns:r="http://schemas.openxmlformats.org/officeDocument/2006/relationships" xmlns:w="http://schemas.openxmlformats.org/wordprocessingml/2006/main" xmlns:w14="http://schemas.microsoft.com/office/word/2010/wordml" xmlns:w15="http://schemas.microsoft.com/office/word/2012/wordml" xmlns:w16cex="http://schemas.microsoft.com/office/word/2018/wordml/cex" xmlns:w16cid="http://schemas.microsoft.com/office/word/2016/wordml/cid" xmlns:w16="http://schemas.microsoft.com/office/word/2018/wordml" xmlns:w16sdtdh="http://schemas.microsoft.com/office/word/2020/wordml/sdtdatahash" xmlns:w16sdtfl="http://schemas.microsoft.com/office/word/2024/wordml/sdtformatlock" xmlns:w16se="http://schemas.microsoft.com/office/word/2015/wordml/symex" xmlns:w16du="http://schemas.microsoft.com/office/word/2023/wordml/word16du" mc:Ignorable="w14 w15 w16se w16cid w16 w16cex w16sdtdh w16sdtfl w16du">
+<w:styles xmlns:mc="http://schemas.openxmlformats.org/markup-compatibility/2006" xmlns:r="http://schemas.openxmlformats.org/officeDocument/2006/relationships" xmlns:w="http://schemas.openxmlformats.org/wordprocessingml/2006/main" xmlns:w14="http://schemas.microsoft.com/office/word/2010/wordml" xmlns:w15="http://schemas.microsoft.com/office/word/2012/wordml" xmlns:w16cex="http://schemas.microsoft.com/office/word/2018/wordml/cex" xmlns:w16cid="http://schemas.microsoft.com/office/word/2016/wordml/cid" xmlns:w16="http://schemas.microsoft.com/office/word/2018/wordml" xmlns:w16du="http://schemas.microsoft.com/office/word/2023/wordml/word16du" xmlns:w16sdtdh="http://schemas.microsoft.com/office/word/2020/wordml/sdtdatahash" xmlns:w16sdtfl="http://schemas.microsoft.com/office/word/2024/wordml/sdtformatlock" xmlns:w16se="http://schemas.microsoft.com/office/word/2015/wordml/symex" mc:Ignorable="w14 w15 w16se w16cid w16 w16cex w16sdtdh w16sdtfl w16du">
   <w:docDefaults>
     <w:rPrDefault>
       <w:rPr>

--- a/CT70A2000 Requirements Engineering/Individual Learning Diary/Individual Learning Diary-Hyechan.docx
+++ b/CT70A2000 Requirements Engineering/Individual Learning Diary/Individual Learning Diary-Hyechan.docx
@@ -290,6 +290,9 @@
           <w:tab w:val="right" w:pos="9026"/>
         </w:tabs>
       </w:pPr>
+      <w:r>
+        <w:t>For Week 3, I have gained insight into the importance of clearly defining a business problem before delving into technical solutions. I have also understood the need to collaborate on the Client Problem Statement of our team's project, which is about the luggage claim automation system of Finnair. This collaboration was useful as I had an actual experience of doing requirements analysis to define objectives, users, and constraints of the project.</w:t>
+      </w:r>
     </w:p>
     <w:p>
       <w:pPr>

--- a/CT70A2000 Requirements Engineering/Individual Learning Diary/Individual Learning Diary-Hyechan.docx
+++ b/CT70A2000 Requirements Engineering/Individual Learning Diary/Individual Learning Diary-Hyechan.docx
@@ -293,6 +293,57 @@
       <w:r>
         <w:t>For Week 3, I have gained insight into the importance of clearly defining a business problem before delving into technical solutions. I have also understood the need to collaborate on the Client Problem Statement of our team's project, which is about the luggage claim automation system of Finnair. This collaboration was useful as I had an actual experience of doing requirements analysis to define objectives, users, and constraints of the project.</w:t>
       </w:r>
+    </w:p>
+    <w:p>
+      <w:pPr>
+        <w:tabs>
+          <w:tab w:val="right" w:pos="9026"/>
+        </w:tabs>
+      </w:pPr>
+    </w:p>
+    <w:p>
+      <w:pPr>
+        <w:tabs>
+          <w:tab w:val="right" w:pos="9026"/>
+        </w:tabs>
+      </w:pPr>
+      <w:r>
+        <w:t xml:space="preserve">This week, </w:t>
+      </w:r>
+      <w:r>
+        <w:t xml:space="preserve">we worked on the Visions &amp; Scope documentation and </w:t>
+      </w:r>
+      <w:r>
+        <w:t xml:space="preserve">had a call with </w:t>
+      </w:r>
+      <w:r>
+        <w:t xml:space="preserve">our Group 20, who acted as the client, </w:t>
+      </w:r>
+      <w:r>
+        <w:t>to</w:t>
+      </w:r>
+      <w:r>
+        <w:t xml:space="preserve"> gath</w:t>
+      </w:r>
+      <w:r>
+        <w:t>er</w:t>
+      </w:r>
+      <w:r>
+        <w:t xml:space="preserve"> answers for our Vision and Scope document. Hearing their opinions was very interesting. They raised needs we had not thought of, such as offline support and EU data storage. </w:t>
+      </w:r>
+      <w:r>
+        <w:t xml:space="preserve">This </w:t>
+      </w:r>
+      <w:r>
+        <w:t>showed me how important good questions and clear communication are, both in my studies and in my work with customers.</w:t>
+      </w:r>
+    </w:p>
+    <w:p>
+      <w:pPr>
+        <w:tabs>
+          <w:tab w:val="right" w:pos="9026"/>
+        </w:tabs>
+      </w:pPr>
     </w:p>
     <w:p>
       <w:pPr>
